--- a/Knowledge/2-Science/4-Applied science/1-Computing/2-Computer Science/0-Intro to Computer Science/3-Wiki Source/2-Basics/Sources - Basics - Wiki Source.docx
+++ b/Knowledge/2-Science/4-Applied science/1-Computing/2-Computer Science/0-Intro to Computer Science/3-Wiki Source/2-Basics/Sources - Basics - Wiki Source.docx
@@ -94,7 +94,25 @@
           <w:sz w:val="18"/>
           <w:szCs w:val="18"/>
         </w:rPr>
-        <w:t>[en_wikipedia_org_wiki_Computation -&gt; Computation.pdf] [</w:t>
+        <w:t>[</w:t>
+      </w:r>
+      <w:proofErr w:type="spellStart"/>
+      <w:r>
+        <w:rPr>
+          <w:bCs/>
+          <w:sz w:val="18"/>
+          <w:szCs w:val="18"/>
+        </w:rPr>
+        <w:t>en_wikipedia_org_wiki_Computation</w:t>
+      </w:r>
+      <w:proofErr w:type="spellEnd"/>
+      <w:r>
+        <w:rPr>
+          <w:bCs/>
+          <w:sz w:val="18"/>
+          <w:szCs w:val="18"/>
+        </w:rPr>
+        <w:t xml:space="preserve"> -&gt; Computation.pdf] [</w:t>
       </w:r>
       <w:r>
         <w:rPr>
@@ -434,7 +452,25 @@
           <w:sz w:val="18"/>
           <w:szCs w:val="18"/>
         </w:rPr>
-        <w:t>Web Tool: Sejda - HTML to PDF (https://www.sejda.com/html-to-pdf) [convert html to pdf]</w:t>
+        <w:t xml:space="preserve">Web Tool: </w:t>
+      </w:r>
+      <w:proofErr w:type="spellStart"/>
+      <w:r>
+        <w:rPr>
+          <w:bCs/>
+          <w:sz w:val="18"/>
+          <w:szCs w:val="18"/>
+        </w:rPr>
+        <w:t>Sejda</w:t>
+      </w:r>
+      <w:proofErr w:type="spellEnd"/>
+      <w:r>
+        <w:rPr>
+          <w:bCs/>
+          <w:sz w:val="18"/>
+          <w:szCs w:val="18"/>
+        </w:rPr>
+        <w:t xml:space="preserve"> - HTML to PDF (https://www.sejda.com/html-to-pdf) [convert html to pdf]</w:t>
       </w:r>
     </w:p>
     <w:p>
@@ -674,7 +710,43 @@
           <w:sz w:val="18"/>
           <w:szCs w:val="18"/>
         </w:rPr>
-        <w:t>StorageType: Cloud -&gt; Platform: GitHub -&gt; Account: topicsscience -&gt; Repository: kingdomheartsknowledge -&gt; Path: Knowledge/2-Science/4-Applied science/1-Computing/2-Computer Science/0-Intro to Computer Science/..</w:t>
+        <w:t xml:space="preserve">Data Path: Content Storage Folder -&gt; </w:t>
+      </w:r>
+      <w:proofErr w:type="spellStart"/>
+      <w:r>
+        <w:rPr>
+          <w:bCs/>
+          <w:sz w:val="18"/>
+          <w:szCs w:val="18"/>
+        </w:rPr>
+        <w:t>ContentStorage</w:t>
+      </w:r>
+      <w:proofErr w:type="spellEnd"/>
+      <w:r>
+        <w:rPr>
+          <w:bCs/>
+          <w:sz w:val="18"/>
+          <w:szCs w:val="18"/>
+        </w:rPr>
+        <w:t xml:space="preserve"> Database -&gt; Folders Table -&gt; ID Column: 12, </w:t>
+      </w:r>
+      <w:proofErr w:type="spellStart"/>
+      <w:r>
+        <w:rPr>
+          <w:bCs/>
+          <w:sz w:val="18"/>
+          <w:szCs w:val="18"/>
+        </w:rPr>
+        <w:t>FolderOrFileName</w:t>
+      </w:r>
+      <w:proofErr w:type="spellEnd"/>
+      <w:r>
+        <w:rPr>
+          <w:bCs/>
+          <w:sz w:val="18"/>
+          <w:szCs w:val="18"/>
+        </w:rPr>
+        <w:t xml:space="preserve"> Column: Intro to Computer Science</w:t>
       </w:r>
     </w:p>
     <w:p>
@@ -1133,7 +1205,25 @@
           <w:sz w:val="18"/>
           <w:szCs w:val="18"/>
         </w:rPr>
-        <w:t>Web Tool: Sejda - HTML to PDF (https://www.sejda.com/html-to-pdf) [convert html to pdf]</w:t>
+        <w:t xml:space="preserve">Web Tool: </w:t>
+      </w:r>
+      <w:proofErr w:type="spellStart"/>
+      <w:r>
+        <w:rPr>
+          <w:bCs/>
+          <w:sz w:val="18"/>
+          <w:szCs w:val="18"/>
+        </w:rPr>
+        <w:t>Sejda</w:t>
+      </w:r>
+      <w:proofErr w:type="spellEnd"/>
+      <w:r>
+        <w:rPr>
+          <w:bCs/>
+          <w:sz w:val="18"/>
+          <w:szCs w:val="18"/>
+        </w:rPr>
+        <w:t xml:space="preserve"> - HTML to PDF (https://www.sejda.com/html-to-pdf) [convert html to pdf]</w:t>
       </w:r>
     </w:p>
     <w:p>
@@ -1373,7 +1463,43 @@
           <w:sz w:val="18"/>
           <w:szCs w:val="18"/>
         </w:rPr>
-        <w:t>StorageType: Cloud -&gt; Platform: GitHub -&gt; Account: topicsscience -&gt; Repository: kingdomheartsknowledge -&gt; Path: Knowledge/2-Science/4-Applied science/1-Computing/2-Computer Science/0-Intro to Computer Science/..</w:t>
+        <w:t xml:space="preserve">Data Path: Content Storage Folder -&gt; </w:t>
+      </w:r>
+      <w:proofErr w:type="spellStart"/>
+      <w:r>
+        <w:rPr>
+          <w:bCs/>
+          <w:sz w:val="18"/>
+          <w:szCs w:val="18"/>
+        </w:rPr>
+        <w:t>ContentStorage</w:t>
+      </w:r>
+      <w:proofErr w:type="spellEnd"/>
+      <w:r>
+        <w:rPr>
+          <w:bCs/>
+          <w:sz w:val="18"/>
+          <w:szCs w:val="18"/>
+        </w:rPr>
+        <w:t xml:space="preserve"> Database -&gt; Folders Table -&gt; ID Column: 12, </w:t>
+      </w:r>
+      <w:proofErr w:type="spellStart"/>
+      <w:r>
+        <w:rPr>
+          <w:bCs/>
+          <w:sz w:val="18"/>
+          <w:szCs w:val="18"/>
+        </w:rPr>
+        <w:t>FolderOrFileName</w:t>
+      </w:r>
+      <w:proofErr w:type="spellEnd"/>
+      <w:r>
+        <w:rPr>
+          <w:bCs/>
+          <w:sz w:val="18"/>
+          <w:szCs w:val="18"/>
+        </w:rPr>
+        <w:t xml:space="preserve"> Column: Intro to Computer Science</w:t>
       </w:r>
     </w:p>
     <w:p>
@@ -1812,7 +1938,25 @@
           <w:sz w:val="18"/>
           <w:szCs w:val="18"/>
         </w:rPr>
-        <w:t>Web Tool: Sejda - HTML to PDF (https://www.sejda.com/html-to-pdf) [convert html to pdf]</w:t>
+        <w:t xml:space="preserve">Web Tool: </w:t>
+      </w:r>
+      <w:proofErr w:type="spellStart"/>
+      <w:r>
+        <w:rPr>
+          <w:bCs/>
+          <w:sz w:val="18"/>
+          <w:szCs w:val="18"/>
+        </w:rPr>
+        <w:t>Sejda</w:t>
+      </w:r>
+      <w:proofErr w:type="spellEnd"/>
+      <w:r>
+        <w:rPr>
+          <w:bCs/>
+          <w:sz w:val="18"/>
+          <w:szCs w:val="18"/>
+        </w:rPr>
+        <w:t xml:space="preserve"> - HTML to PDF (https://www.sejda.com/html-to-pdf) [convert html to pdf]</w:t>
       </w:r>
     </w:p>
     <w:p>
@@ -2052,7 +2196,43 @@
           <w:sz w:val="18"/>
           <w:szCs w:val="18"/>
         </w:rPr>
-        <w:t>StorageType: Cloud -&gt; Platform: GitHub -&gt; Account: topicsscience -&gt; Repository: kingdomheartsknowledge -&gt; Path: Knowledge/2-Science/4-Applied science/1-Computing/2-Computer Science/0-Intro to Computer Science/..</w:t>
+        <w:t xml:space="preserve">Data Path: Content Storage Folder -&gt; </w:t>
+      </w:r>
+      <w:proofErr w:type="spellStart"/>
+      <w:r>
+        <w:rPr>
+          <w:bCs/>
+          <w:sz w:val="18"/>
+          <w:szCs w:val="18"/>
+        </w:rPr>
+        <w:t>ContentStorage</w:t>
+      </w:r>
+      <w:proofErr w:type="spellEnd"/>
+      <w:r>
+        <w:rPr>
+          <w:bCs/>
+          <w:sz w:val="18"/>
+          <w:szCs w:val="18"/>
+        </w:rPr>
+        <w:t xml:space="preserve"> Database -&gt; Folders Table -&gt; ID Column: 12, </w:t>
+      </w:r>
+      <w:proofErr w:type="spellStart"/>
+      <w:r>
+        <w:rPr>
+          <w:bCs/>
+          <w:sz w:val="18"/>
+          <w:szCs w:val="18"/>
+        </w:rPr>
+        <w:t>FolderOrFileName</w:t>
+      </w:r>
+      <w:proofErr w:type="spellEnd"/>
+      <w:r>
+        <w:rPr>
+          <w:bCs/>
+          <w:sz w:val="18"/>
+          <w:szCs w:val="18"/>
+        </w:rPr>
+        <w:t xml:space="preserve"> Column: Intro to Computer Science</w:t>
       </w:r>
     </w:p>
     <w:p>
